--- a/PES1UG24CS384_LAB01.docx
+++ b/PES1UG24CS384_LAB01.docx
@@ -1665,16 +1665,16 @@
         </w:rPr>
         <w:lastRenderedPageBreak/>
         <w:drawing>
-          <wp:inline distT="0" distB="0" distL="0" distR="0" wp14:anchorId="5482E2D9" wp14:editId="014E6024">
-            <wp:extent cx="5715000" cy="3937000"/>
-            <wp:effectExtent l="0" t="0" r="0" b="6350"/>
-            <wp:docPr id="1058864587" name="Picture 1"/>
+          <wp:inline distT="0" distB="0" distL="0" distR="0" wp14:anchorId="2366F867" wp14:editId="3662D69B">
+            <wp:extent cx="5842000" cy="4127500"/>
+            <wp:effectExtent l="0" t="0" r="6350" b="6350"/>
+            <wp:docPr id="1541639136" name="Picture 1"/>
             <wp:cNvGraphicFramePr/>
             <a:graphic xmlns:a="http://schemas.openxmlformats.org/drawingml/2006/main">
               <a:graphicData uri="http://schemas.openxmlformats.org/drawingml/2006/picture">
                 <pic:pic xmlns:pic="http://schemas.openxmlformats.org/drawingml/2006/picture">
                   <pic:nvPicPr>
-                    <pic:cNvPr id="1058864587" name=""/>
+                    <pic:cNvPr id="1541639136" name=""/>
                     <pic:cNvPicPr/>
                   </pic:nvPicPr>
                   <pic:blipFill>
@@ -1692,7 +1692,7 @@
                   <pic:spPr>
                     <a:xfrm>
                       <a:off x="0" y="0"/>
-                      <a:ext cx="5715000" cy="3937000"/>
+                      <a:ext cx="5842000" cy="4127500"/>
                     </a:xfrm>
                     <a:prstGeom prst="rect">
                       <a:avLst/>
@@ -2597,7 +2597,7 @@
     <w:link w:val="Heading1Char"/>
     <w:uiPriority w:val="9"/>
     <w:qFormat/>
-    <w:rsid w:val="00871816"/>
+    <w:rsid w:val="00867345"/>
     <w:pPr>
       <w:keepNext/>
       <w:keepLines/>
@@ -2620,7 +2620,7 @@
     <w:semiHidden/>
     <w:unhideWhenUsed/>
     <w:qFormat/>
-    <w:rsid w:val="00871816"/>
+    <w:rsid w:val="00867345"/>
     <w:pPr>
       <w:keepNext/>
       <w:keepLines/>
@@ -2643,7 +2643,7 @@
     <w:semiHidden/>
     <w:unhideWhenUsed/>
     <w:qFormat/>
-    <w:rsid w:val="00871816"/>
+    <w:rsid w:val="00867345"/>
     <w:pPr>
       <w:keepNext/>
       <w:keepLines/>
@@ -2666,7 +2666,7 @@
     <w:semiHidden/>
     <w:unhideWhenUsed/>
     <w:qFormat/>
-    <w:rsid w:val="00871816"/>
+    <w:rsid w:val="00867345"/>
     <w:pPr>
       <w:keepNext/>
       <w:keepLines/>
@@ -2689,7 +2689,7 @@
     <w:semiHidden/>
     <w:unhideWhenUsed/>
     <w:qFormat/>
-    <w:rsid w:val="00871816"/>
+    <w:rsid w:val="00867345"/>
     <w:pPr>
       <w:keepNext/>
       <w:keepLines/>
@@ -2710,7 +2710,7 @@
     <w:semiHidden/>
     <w:unhideWhenUsed/>
     <w:qFormat/>
-    <w:rsid w:val="00871816"/>
+    <w:rsid w:val="00867345"/>
     <w:pPr>
       <w:keepNext/>
       <w:keepLines/>
@@ -2733,7 +2733,7 @@
     <w:semiHidden/>
     <w:unhideWhenUsed/>
     <w:qFormat/>
-    <w:rsid w:val="00871816"/>
+    <w:rsid w:val="00867345"/>
     <w:pPr>
       <w:keepNext/>
       <w:keepLines/>
@@ -2754,7 +2754,7 @@
     <w:semiHidden/>
     <w:unhideWhenUsed/>
     <w:qFormat/>
-    <w:rsid w:val="00871816"/>
+    <w:rsid w:val="00867345"/>
     <w:pPr>
       <w:keepNext/>
       <w:keepLines/>
@@ -2777,7 +2777,7 @@
     <w:semiHidden/>
     <w:unhideWhenUsed/>
     <w:qFormat/>
-    <w:rsid w:val="00871816"/>
+    <w:rsid w:val="00867345"/>
     <w:pPr>
       <w:keepNext/>
       <w:keepLines/>
@@ -2821,7 +2821,7 @@
     <w:basedOn w:val="DefaultParagraphFont"/>
     <w:link w:val="Heading1"/>
     <w:uiPriority w:val="9"/>
-    <w:rsid w:val="00871816"/>
+    <w:rsid w:val="00867345"/>
     <w:rPr>
       <w:rFonts w:asciiTheme="majorHAnsi" w:eastAsiaTheme="majorEastAsia" w:hAnsiTheme="majorHAnsi" w:cstheme="majorBidi"/>
       <w:color w:val="2F5496" w:themeColor="accent1" w:themeShade="BF"/>
@@ -2835,7 +2835,7 @@
     <w:link w:val="Heading2"/>
     <w:uiPriority w:val="9"/>
     <w:semiHidden/>
-    <w:rsid w:val="00871816"/>
+    <w:rsid w:val="00867345"/>
     <w:rPr>
       <w:rFonts w:asciiTheme="majorHAnsi" w:eastAsiaTheme="majorEastAsia" w:hAnsiTheme="majorHAnsi" w:cstheme="majorBidi"/>
       <w:color w:val="2F5496" w:themeColor="accent1" w:themeShade="BF"/>
@@ -2849,7 +2849,7 @@
     <w:link w:val="Heading3"/>
     <w:uiPriority w:val="9"/>
     <w:semiHidden/>
-    <w:rsid w:val="00871816"/>
+    <w:rsid w:val="00867345"/>
     <w:rPr>
       <w:rFonts w:eastAsiaTheme="majorEastAsia" w:cstheme="majorBidi"/>
       <w:color w:val="2F5496" w:themeColor="accent1" w:themeShade="BF"/>
@@ -2863,7 +2863,7 @@
     <w:link w:val="Heading4"/>
     <w:uiPriority w:val="9"/>
     <w:semiHidden/>
-    <w:rsid w:val="00871816"/>
+    <w:rsid w:val="00867345"/>
     <w:rPr>
       <w:rFonts w:eastAsiaTheme="majorEastAsia" w:cstheme="majorBidi"/>
       <w:i/>
@@ -2877,7 +2877,7 @@
     <w:link w:val="Heading5"/>
     <w:uiPriority w:val="9"/>
     <w:semiHidden/>
-    <w:rsid w:val="00871816"/>
+    <w:rsid w:val="00867345"/>
     <w:rPr>
       <w:rFonts w:eastAsiaTheme="majorEastAsia" w:cstheme="majorBidi"/>
       <w:color w:val="2F5496" w:themeColor="accent1" w:themeShade="BF"/>
@@ -2889,7 +2889,7 @@
     <w:link w:val="Heading6"/>
     <w:uiPriority w:val="9"/>
     <w:semiHidden/>
-    <w:rsid w:val="00871816"/>
+    <w:rsid w:val="00867345"/>
     <w:rPr>
       <w:rFonts w:eastAsiaTheme="majorEastAsia" w:cstheme="majorBidi"/>
       <w:i/>
@@ -2903,7 +2903,7 @@
     <w:link w:val="Heading7"/>
     <w:uiPriority w:val="9"/>
     <w:semiHidden/>
-    <w:rsid w:val="00871816"/>
+    <w:rsid w:val="00867345"/>
     <w:rPr>
       <w:rFonts w:eastAsiaTheme="majorEastAsia" w:cstheme="majorBidi"/>
       <w:color w:val="595959" w:themeColor="text1" w:themeTint="A6"/>
@@ -2915,7 +2915,7 @@
     <w:link w:val="Heading8"/>
     <w:uiPriority w:val="9"/>
     <w:semiHidden/>
-    <w:rsid w:val="00871816"/>
+    <w:rsid w:val="00867345"/>
     <w:rPr>
       <w:rFonts w:eastAsiaTheme="majorEastAsia" w:cstheme="majorBidi"/>
       <w:i/>
@@ -2929,7 +2929,7 @@
     <w:link w:val="Heading9"/>
     <w:uiPriority w:val="9"/>
     <w:semiHidden/>
-    <w:rsid w:val="00871816"/>
+    <w:rsid w:val="00867345"/>
     <w:rPr>
       <w:rFonts w:eastAsiaTheme="majorEastAsia" w:cstheme="majorBidi"/>
       <w:color w:val="272727" w:themeColor="text1" w:themeTint="D8"/>
@@ -2942,7 +2942,7 @@
     <w:link w:val="TitleChar"/>
     <w:uiPriority w:val="10"/>
     <w:qFormat/>
-    <w:rsid w:val="00871816"/>
+    <w:rsid w:val="00867345"/>
     <w:pPr>
       <w:spacing w:after="80" w:line="240" w:lineRule="auto"/>
       <w:contextualSpacing/>
@@ -2960,7 +2960,7 @@
     <w:basedOn w:val="DefaultParagraphFont"/>
     <w:link w:val="Title"/>
     <w:uiPriority w:val="10"/>
-    <w:rsid w:val="00871816"/>
+    <w:rsid w:val="00867345"/>
     <w:rPr>
       <w:rFonts w:asciiTheme="majorHAnsi" w:eastAsiaTheme="majorEastAsia" w:hAnsiTheme="majorHAnsi" w:cstheme="majorBidi"/>
       <w:spacing w:val="-10"/>
@@ -2976,7 +2976,7 @@
     <w:link w:val="SubtitleChar"/>
     <w:uiPriority w:val="11"/>
     <w:qFormat/>
-    <w:rsid w:val="00871816"/>
+    <w:rsid w:val="00867345"/>
     <w:pPr>
       <w:numPr>
         <w:ilvl w:val="1"/>
@@ -2995,7 +2995,7 @@
     <w:basedOn w:val="DefaultParagraphFont"/>
     <w:link w:val="Subtitle"/>
     <w:uiPriority w:val="11"/>
-    <w:rsid w:val="00871816"/>
+    <w:rsid w:val="00867345"/>
     <w:rPr>
       <w:rFonts w:eastAsiaTheme="majorEastAsia" w:cstheme="majorBidi"/>
       <w:color w:val="595959" w:themeColor="text1" w:themeTint="A6"/>
@@ -3011,7 +3011,7 @@
     <w:link w:val="QuoteChar"/>
     <w:uiPriority w:val="29"/>
     <w:qFormat/>
-    <w:rsid w:val="00871816"/>
+    <w:rsid w:val="00867345"/>
     <w:pPr>
       <w:spacing w:before="160"/>
       <w:jc w:val="center"/>
@@ -3027,7 +3027,7 @@
     <w:basedOn w:val="DefaultParagraphFont"/>
     <w:link w:val="Quote"/>
     <w:uiPriority w:val="29"/>
-    <w:rsid w:val="00871816"/>
+    <w:rsid w:val="00867345"/>
     <w:rPr>
       <w:i/>
       <w:iCs/>
@@ -3039,7 +3039,7 @@
     <w:basedOn w:val="Normal"/>
     <w:uiPriority w:val="34"/>
     <w:qFormat/>
-    <w:rsid w:val="00871816"/>
+    <w:rsid w:val="00867345"/>
     <w:pPr>
       <w:ind w:left="720"/>
       <w:contextualSpacing/>
@@ -3050,7 +3050,7 @@
     <w:basedOn w:val="DefaultParagraphFont"/>
     <w:uiPriority w:val="21"/>
     <w:qFormat/>
-    <w:rsid w:val="00871816"/>
+    <w:rsid w:val="00867345"/>
     <w:rPr>
       <w:i/>
       <w:iCs/>
@@ -3064,7 +3064,7 @@
     <w:link w:val="IntenseQuoteChar"/>
     <w:uiPriority w:val="30"/>
     <w:qFormat/>
-    <w:rsid w:val="00871816"/>
+    <w:rsid w:val="00867345"/>
     <w:pPr>
       <w:pBdr>
         <w:top w:val="single" w:sz="4" w:space="10" w:color="2F5496" w:themeColor="accent1" w:themeShade="BF"/>
@@ -3085,7 +3085,7 @@
     <w:basedOn w:val="DefaultParagraphFont"/>
     <w:link w:val="IntenseQuote"/>
     <w:uiPriority w:val="30"/>
-    <w:rsid w:val="00871816"/>
+    <w:rsid w:val="00867345"/>
     <w:rPr>
       <w:i/>
       <w:iCs/>
@@ -3097,7 +3097,7 @@
     <w:basedOn w:val="DefaultParagraphFont"/>
     <w:uiPriority w:val="32"/>
     <w:qFormat/>
-    <w:rsid w:val="00871816"/>
+    <w:rsid w:val="00867345"/>
     <w:rPr>
       <w:b/>
       <w:bCs/>
